--- a/assets/docs/lop1/Giao duc the chat - Lop 1.docx
+++ b/assets/docs/lop1/Giao duc the chat - Lop 1.docx
@@ -585,7 +585,7 @@
                 <w:i w:val="0"/>
                 <w:sz w:val="20"/>
               </w:rPr>
-              <w:t>Chủ đề 1: Đội hình đội ngũ — Bài 1: Tư thế đứng nghiêm, đứng nghỉ (Tiết 1)</w:t>
+              <w:t>Chủ đề 1: Đội hình đội ngũ — Bài 1: Các tư thế đứng nghiêm, đứng nghỉ (Tiết 1)</w:t>
             </w:r>
           </w:p>
         </w:tc>
@@ -713,7 +713,7 @@
                 <w:i w:val="0"/>
                 <w:sz w:val="20"/>
               </w:rPr>
-              <w:t>Chủ đề 1: Đội hình đội ngũ — Bài 1: Tư thế đứng nghiêm, đứng nghỉ (Tiết 2)</w:t>
+              <w:t>Chủ đề 1: Đội hình đội ngũ — Bài 1: Các tư thế đứng nghiêm, đứng nghỉ (Tiết 2)</w:t>
             </w:r>
           </w:p>
         </w:tc>
@@ -830,7 +830,7 @@
                 <w:i w:val="0"/>
                 <w:sz w:val="20"/>
               </w:rPr>
-              <w:t>Chủ đề 1: Đội hình đội ngũ — Bài 1: Tư thế đứng nghiêm, đứng nghỉ (Tiết 3)</w:t>
+              <w:t>Chủ đề 1: Đội hình đội ngũ — Bài 1: Các tư thế đứng nghiêm, đứng nghỉ (Tiết 3)</w:t>
             </w:r>
           </w:p>
         </w:tc>
